--- a/Support_Formation/Formation 140721.docx
+++ b/Support_Formation/Formation 140721.docx
@@ -2,32 +2,6 @@
 <file path=word/document.xml><?xml version="1.0" encoding="utf-8"?>
 <w:document xmlns:wpc="http://schemas.microsoft.com/office/word/2010/wordprocessingCanvas" xmlns:cx="http://schemas.microsoft.com/office/drawing/2014/chartex" xmlns:cx1="http://schemas.microsoft.com/office/drawing/2015/9/8/chartex" xmlns:cx2="http://schemas.microsoft.com/office/drawing/2015/10/21/chartex" xmlns:cx3="http://schemas.microsoft.com/office/drawing/2016/5/9/chartex" xmlns:cx4="http://schemas.microsoft.com/office/drawing/2016/5/10/chartex" xmlns:cx5="http://schemas.microsoft.com/office/drawing/2016/5/11/chartex" xmlns:cx6="http://schemas.microsoft.com/office/drawing/2016/5/12/chartex" xmlns:cx7="http://schemas.microsoft.com/office/drawing/2016/5/13/chartex" xmlns:cx8="http://schemas.microsoft.com/office/drawing/2016/5/14/chartex" xmlns:mc="http://schemas.openxmlformats.org/markup-compatibility/2006" xmlns:aink="http://schemas.microsoft.com/office/drawing/2016/ink" xmlns:am3d="http://schemas.microsoft.com/office/drawing/2017/model3d" xmlns:o="urn:schemas-microsoft-com:office:office" xmlns:oel="http://schemas.microsoft.com/office/2019/extlst" xmlns:r="http://schemas.openxmlformats.org/officeDocument/2006/relationships" xmlns:m="http://schemas.openxmlformats.org/officeDocument/2006/math" xmlns:v="urn:schemas-microsoft-com:vml" xmlns:wp14="http://schemas.microsoft.com/office/word/2010/wordprocessingDrawing" xmlns:wp="http://schemas.openxmlformats.org/drawingml/2006/wordprocessingDrawing" xmlns:w10="urn:schemas-microsoft-com:office:word" xmlns:w="http://schemas.openxmlformats.org/wordprocessingml/2006/main" xmlns:w14="http://schemas.microsoft.com/office/word/2010/wordml" xmlns:w15="http://schemas.microsoft.com/office/word/2012/wordml" xmlns:w16cex="http://schemas.microsoft.com/office/word/2018/wordml/cex" xmlns:w16cid="http://schemas.microsoft.com/office/word/2016/wordml/cid" xmlns:w16="http://schemas.microsoft.com/office/word/2018/wordml" xmlns:w16du="http://schemas.microsoft.com/office/word/2023/wordml/word16du" xmlns:w16sdtdh="http://schemas.microsoft.com/office/word/2020/wordml/sdtdatahash" xmlns:w16sdtfl="http://schemas.microsoft.com/office/word/2024/wordml/sdtformatlock" xmlns:w16se="http://schemas.microsoft.com/office/word/2015/wordml/symex" xmlns:wpg="http://schemas.microsoft.com/office/word/2010/wordprocessingGroup" xmlns:wpi="http://schemas.microsoft.com/office/word/2010/wordprocessingInk" xmlns:wne="http://schemas.microsoft.com/office/word/2006/wordml" xmlns:wps="http://schemas.microsoft.com/office/word/2010/wordprocessingShape" mc:Ignorable="w14 w15 w16se w16cid w16 w16cex w16sdtdh w16sdtfl w16du wp14">
   <w:body>
-    <w:p>
-      <w:r>
-        <w:rPr>
-          <w:b/>
-          <w:bCs/>
-        </w:rPr>
-        <w:t>Formation 140721 - SPARK V</w:t>
-      </w:r>
-      <w:proofErr w:type="gramStart"/>
-      <w:r>
-        <w:rPr>
-          <w:b/>
-          <w:bCs/>
-        </w:rPr>
-        <w:t>3 :</w:t>
-      </w:r>
-      <w:proofErr w:type="gramEnd"/>
-      <w:r>
-        <w:rPr>
-          <w:b/>
-          <w:bCs/>
-        </w:rPr>
-        <w:t xml:space="preserve"> FORMATION AVANCEE</w:t>
-      </w:r>
-    </w:p>
-    <w:p/>
     <w:tbl>
       <w:tblPr>
         <w:tblW w:w="4750" w:type="pct"/>
@@ -41,8 +15,30 @@
         <w:tblLook w:val="04A0" w:firstRow="1" w:lastRow="0" w:firstColumn="1" w:lastColumn="0" w:noHBand="0" w:noVBand="1"/>
       </w:tblPr>
       <w:tblGrid>
-        <w:gridCol w:w="8892"/>
+        <w:gridCol w:w="9360"/>
       </w:tblGrid>
+      <w:tr>
+        <w:trPr>
+          <w:trHeight w:val="300"/>
+          <w:tblCellSpacing w:w="0" w:type="dxa"/>
+          <w:jc w:val="center"/>
+        </w:trPr>
+        <w:tc>
+          <w:tcPr>
+            <w:tcW w:w="0" w:type="auto"/>
+            <w:shd w:val="clear" w:color="auto" w:fill="FFFFFF"/>
+            <w:tcMar>
+              <w:top w:w="0" w:type="dxa"/>
+              <w:left w:w="450" w:type="dxa"/>
+              <w:bottom w:w="0" w:type="dxa"/>
+              <w:right w:w="450" w:type="dxa"/>
+            </w:tcMar>
+            <w:vAlign w:val="center"/>
+            <w:hideMark/>
+          </w:tcPr>
+          <w:p/>
+        </w:tc>
+      </w:tr>
       <w:tr>
         <w:trPr>
           <w:tblCellSpacing w:w="0" w:type="dxa"/>
@@ -55,7 +51,6 @@
             <w:vAlign w:val="center"/>
             <w:hideMark/>
           </w:tcPr>
-          <w:p/>
           <w:tbl>
             <w:tblPr>
               <w:tblW w:w="4500" w:type="pct"/>
@@ -68,10 +63,11 @@
               <w:tblLook w:val="04A0" w:firstRow="1" w:lastRow="0" w:firstColumn="1" w:lastColumn="0" w:noHBand="0" w:noVBand="1"/>
             </w:tblPr>
             <w:tblGrid>
-              <w:gridCol w:w="8003"/>
+              <w:gridCol w:w="8424"/>
             </w:tblGrid>
             <w:tr>
               <w:trPr>
+                <w:trHeight w:val="150"/>
                 <w:tblCellSpacing w:w="0" w:type="dxa"/>
                 <w:jc w:val="center"/>
               </w:trPr>
@@ -83,63 +79,27 @@
                 </w:tcPr>
                 <w:p>
                   <w:r>
-                    <w:t>DOSSIER PÉDAGOGIQUE</w:t>
-                  </w:r>
-                  <w:r>
-                    <w:br/>
-                  </w:r>
-                  <w:r>
-                    <w:br/>
-                  </w:r>
-                  <w:r>
-                    <w:drawing>
-                      <wp:inline distT="0" distB="0" distL="0" distR="0" wp14:anchorId="4261CE22" wp14:editId="4BA87152">
-                        <wp:extent cx="666750" cy="666750"/>
-                        <wp:effectExtent l="0" t="0" r="0" b="0"/>
-                        <wp:docPr id="1080237983" name="Picture 2" descr="A grey icon of a paper and a pencil&#10;&#10;AI-generated content may be incorrect."/>
-                        <wp:cNvGraphicFramePr>
-                          <a:graphicFrameLocks xmlns:a="http://schemas.openxmlformats.org/drawingml/2006/main" noChangeAspect="1"/>
-                        </wp:cNvGraphicFramePr>
-                        <a:graphic xmlns:a="http://schemas.openxmlformats.org/drawingml/2006/main">
-                          <a:graphicData uri="http://schemas.openxmlformats.org/drawingml/2006/picture">
-                            <pic:pic xmlns:pic="http://schemas.openxmlformats.org/drawingml/2006/picture">
-                              <pic:nvPicPr>
-                                <pic:cNvPr id="1080237983" name="Picture 2" descr="A grey icon of a paper and a pencil&#10;&#10;AI-generated content may be incorrect."/>
-                                <pic:cNvPicPr>
-                                  <a:picLocks noChangeAspect="1" noChangeArrowheads="1"/>
-                                </pic:cNvPicPr>
-                              </pic:nvPicPr>
-                              <pic:blipFill>
-                                <a:blip r:embed="rId4" cstate="print">
-                                  <a:extLst>
-                                    <a:ext uri="{28A0092B-C50C-407E-A947-70E740481C1C}">
-                                      <a14:useLocalDpi xmlns:a14="http://schemas.microsoft.com/office/drawing/2010/main" val="0"/>
-                                    </a:ext>
-                                  </a:extLst>
-                                </a:blip>
-                                <a:srcRect/>
-                                <a:stretch>
-                                  <a:fillRect/>
-                                </a:stretch>
-                              </pic:blipFill>
-                              <pic:spPr bwMode="auto">
-                                <a:xfrm>
-                                  <a:off x="0" y="0"/>
-                                  <a:ext cx="666750" cy="666750"/>
-                                </a:xfrm>
-                                <a:prstGeom prst="rect">
-                                  <a:avLst/>
-                                </a:prstGeom>
-                                <a:noFill/>
-                                <a:ln>
-                                  <a:noFill/>
-                                </a:ln>
-                              </pic:spPr>
-                            </pic:pic>
-                          </a:graphicData>
-                        </a:graphic>
-                      </wp:inline>
-                    </w:drawing>
+                    <w:rPr>
+                      <w:b/>
+                      <w:bCs/>
+                    </w:rPr>
+                    <w:t>Formation 140721 - SPARK V</w:t>
+                  </w:r>
+                  <w:proofErr w:type="gramStart"/>
+                  <w:r>
+                    <w:rPr>
+                      <w:b/>
+                      <w:bCs/>
+                    </w:rPr>
+                    <w:t>3 :</w:t>
+                  </w:r>
+                  <w:proofErr w:type="gramEnd"/>
+                  <w:r>
+                    <w:rPr>
+                      <w:b/>
+                      <w:bCs/>
+                    </w:rPr>
+                    <w:t xml:space="preserve"> FORMATION AVANCEE</w:t>
                   </w:r>
                 </w:p>
               </w:tc>
@@ -155,85 +115,13 @@
                   <w:vAlign w:val="center"/>
                   <w:hideMark/>
                 </w:tcPr>
-                <w:tbl>
-                  <w:tblPr>
-                    <w:tblW w:w="375" w:type="dxa"/>
-                    <w:jc w:val="center"/>
-                    <w:tblCellSpacing w:w="0" w:type="dxa"/>
-                    <w:tblCellMar>
-                      <w:left w:w="0" w:type="dxa"/>
-                      <w:right w:w="0" w:type="dxa"/>
-                    </w:tblCellMar>
-                    <w:tblLook w:val="04A0" w:firstRow="1" w:lastRow="0" w:firstColumn="1" w:lastColumn="0" w:noHBand="0" w:noVBand="1"/>
-                  </w:tblPr>
-                  <w:tblGrid>
-                    <w:gridCol w:w="375"/>
-                  </w:tblGrid>
-                  <w:tr>
-                    <w:trPr>
-                      <w:trHeight w:val="113"/>
-                      <w:tblCellSpacing w:w="0" w:type="dxa"/>
-                      <w:jc w:val="center"/>
-                    </w:trPr>
-                    <w:tc>
-                      <w:tcPr>
-                        <w:tcW w:w="0" w:type="auto"/>
-                        <w:tcBorders>
-                          <w:bottom w:val="single" w:sz="12" w:space="0" w:color="A6DBE5"/>
-                        </w:tcBorders>
-                        <w:vAlign w:val="center"/>
-                        <w:hideMark/>
-                      </w:tcPr>
-                      <w:p/>
-                    </w:tc>
-                  </w:tr>
-                </w:tbl>
-                <w:p/>
-              </w:tc>
-            </w:tr>
-            <w:tr>
-              <w:trPr>
-                <w:trHeight w:val="150"/>
-                <w:tblCellSpacing w:w="0" w:type="dxa"/>
-                <w:jc w:val="center"/>
-              </w:trPr>
-              <w:tc>
-                <w:tcPr>
-                  <w:tcW w:w="0" w:type="auto"/>
-                  <w:vAlign w:val="center"/>
-                  <w:hideMark/>
-                </w:tcPr>
-                <w:p/>
-              </w:tc>
-            </w:tr>
-            <w:tr>
-              <w:trPr>
-                <w:tblCellSpacing w:w="0" w:type="dxa"/>
-                <w:jc w:val="center"/>
-              </w:trPr>
-              <w:tc>
-                <w:tcPr>
-                  <w:tcW w:w="0" w:type="auto"/>
-                  <w:vAlign w:val="center"/>
-                  <w:hideMark/>
-                </w:tcPr>
                 <w:p>
                   <w:r>
                     <w:rPr>
                       <w:b/>
                       <w:bCs/>
                     </w:rPr>
-                    <w:t>24/03/2025 </w:t>
-                  </w:r>
-                  <w:r>
-                    <w:t>au </w:t>
-                  </w:r>
-                  <w:r>
-                    <w:rPr>
-                      <w:b/>
-                      <w:bCs/>
-                    </w:rPr>
-                    <w:t>26/03/2025</w:t>
+                    <w:t>du   19/05/2025    au    21/05/2025</w:t>
                   </w:r>
                 </w:p>
               </w:tc>
@@ -281,107 +169,1341 @@
             <w:vAlign w:val="center"/>
             <w:hideMark/>
           </w:tcPr>
+          <w:p/>
           <w:p>
             <w:r>
-              <w:t> </w:t>
+              <w:t>Bonjour,</w:t>
             </w:r>
           </w:p>
           <w:p>
             <w:r>
-              <w:br/>
-            </w:r>
-          </w:p>
-        </w:tc>
-      </w:tr>
-      <w:tr>
-        <w:trPr>
-          <w:trHeight w:val="300"/>
-          <w:tblCellSpacing w:w="0" w:type="dxa"/>
-          <w:jc w:val="center"/>
-        </w:trPr>
-        <w:tc>
-          <w:tcPr>
-            <w:tcW w:w="0" w:type="auto"/>
-            <w:shd w:val="clear" w:color="auto" w:fill="E4E2E2"/>
-            <w:tcMar>
-              <w:top w:w="0" w:type="dxa"/>
-              <w:left w:w="450" w:type="dxa"/>
-              <w:bottom w:w="0" w:type="dxa"/>
-              <w:right w:w="450" w:type="dxa"/>
-            </w:tcMar>
-            <w:vAlign w:val="center"/>
-            <w:hideMark/>
-          </w:tcPr>
-          <w:p/>
-          <w:p>
-            <w:r>
-              <w:rPr>
-                <w:b/>
-                <w:bCs/>
-              </w:rPr>
-              <w:t>Participants</w:t>
+              <w:t> </w:t>
             </w:r>
           </w:p>
           <w:p>
-            <w:hyperlink r:id="rId5" w:tooltip="https://sender5.zohoinsights.com/ck1/2d6f.327230a/d2fa3430-05a9-11f0-aaa8-fae9afc80e45/b3b6a7f39dcdf480df00704f621845ed6a92ffb1/2?e=jeytvCPl4O76TkhEZ7bqYH3Dg2EHGDrndsM7uDbRwLM%3D" w:history="1">
+            <w:r>
+              <w:t xml:space="preserve">Veuillez </w:t>
+            </w:r>
+            <w:proofErr w:type="spellStart"/>
+            <w:r>
+              <w:t>trouver</w:t>
+            </w:r>
+            <w:proofErr w:type="spellEnd"/>
+            <w:r>
+              <w:t xml:space="preserve"> ci-dessous les </w:t>
+            </w:r>
+            <w:proofErr w:type="spellStart"/>
+            <w:r>
+              <w:t>comptes</w:t>
+            </w:r>
+            <w:proofErr w:type="spellEnd"/>
+            <w:r>
+              <w:t xml:space="preserve"> de </w:t>
+            </w:r>
+            <w:proofErr w:type="spellStart"/>
+            <w:r>
+              <w:t>connexion</w:t>
+            </w:r>
+            <w:proofErr w:type="spellEnd"/>
+            <w:r>
+              <w:t xml:space="preserve"> à la plate-</w:t>
+            </w:r>
+            <w:proofErr w:type="spellStart"/>
+            <w:r>
+              <w:t>forme</w:t>
+            </w:r>
+            <w:proofErr w:type="spellEnd"/>
+            <w:r>
+              <w:t xml:space="preserve"> </w:t>
+            </w:r>
+            <w:proofErr w:type="spellStart"/>
+            <w:r>
+              <w:t>en</w:t>
+            </w:r>
+            <w:proofErr w:type="spellEnd"/>
+            <w:r>
+              <w:t xml:space="preserve"> </w:t>
+            </w:r>
+            <w:proofErr w:type="spellStart"/>
+            <w:r>
+              <w:t>ligne</w:t>
+            </w:r>
+            <w:proofErr w:type="spellEnd"/>
+            <w:r>
+              <w:t xml:space="preserve"> du </w:t>
+            </w:r>
+            <w:proofErr w:type="spellStart"/>
+            <w:r>
+              <w:t>ou</w:t>
+            </w:r>
+            <w:proofErr w:type="spellEnd"/>
+            <w:r>
+              <w:t xml:space="preserve"> des </w:t>
+            </w:r>
+            <w:proofErr w:type="spellStart"/>
+            <w:r>
+              <w:t>éditeurs</w:t>
+            </w:r>
+            <w:proofErr w:type="spellEnd"/>
+            <w:r>
+              <w:t xml:space="preserve"> </w:t>
+            </w:r>
+            <w:proofErr w:type="spellStart"/>
+            <w:r>
+              <w:t>logiciel</w:t>
+            </w:r>
+            <w:proofErr w:type="spellEnd"/>
+            <w:r>
+              <w:t xml:space="preserve"> pour la session </w:t>
+            </w:r>
+            <w:proofErr w:type="spellStart"/>
+            <w:r>
+              <w:t>en</w:t>
+            </w:r>
+            <w:proofErr w:type="spellEnd"/>
+            <w:r>
+              <w:t xml:space="preserve"> </w:t>
+            </w:r>
+            <w:proofErr w:type="spellStart"/>
+            <w:r>
+              <w:t>objet</w:t>
+            </w:r>
+            <w:proofErr w:type="spellEnd"/>
+            <w:r>
+              <w:t>.</w:t>
+            </w:r>
+          </w:p>
+          <w:p>
+            <w:r>
+              <w:t xml:space="preserve">Lien </w:t>
+            </w:r>
+            <w:proofErr w:type="spellStart"/>
+            <w:r>
+              <w:t>d’accès</w:t>
+            </w:r>
+            <w:proofErr w:type="spellEnd"/>
+            <w:r>
+              <w:t> Databricks : </w:t>
+            </w:r>
+            <w:hyperlink r:id="rId4" w:tooltip="https://sender3.zohoinsights.com/ck1/2d6f.327230a/3c35bd60-3251-11f0-9723-fae9afc80e45/b0f550fef5d39747f31030a48416cff556d22f7c/2?e=0IFK7uFL9HbmOdvkLo7f4TmML2JF5DBKv%2BTiwHz92ajZvhr2FcekwwNcuV%2BDpBgRfS65QCcBnv6jZQxC70Zx4ADVE3aGTTxtHzbHLuxTBxxiV8sQn7Ji%2Bnb3I5NawkUJctmvs32w4yjlZsTOVYILobpeJueU9n58F%2BQWJ1LQ1lI%3D" w:history="1">
               <w:r>
                 <w:rPr>
                   <w:rStyle w:val="Hyperlink"/>
-                  <w:b/>
-                  <w:bCs/>
                 </w:rPr>
-                <w:t xml:space="preserve">Lien </w:t>
+                <w:t>https://dbc-816eaef6-3d7c.cloud.databricks.com</w:t>
               </w:r>
-              <w:proofErr w:type="spellStart"/>
+            </w:hyperlink>
+          </w:p>
+          <w:p>
+            <w:r>
+              <w:t xml:space="preserve">Lien </w:t>
+            </w:r>
+            <w:proofErr w:type="spellStart"/>
+            <w:r>
+              <w:t>d’accès</w:t>
+            </w:r>
+            <w:proofErr w:type="spellEnd"/>
+            <w:r>
+              <w:t xml:space="preserve"> </w:t>
+            </w:r>
+            <w:proofErr w:type="gramStart"/>
+            <w:r>
+              <w:t>webmail :</w:t>
+            </w:r>
+            <w:proofErr w:type="gramEnd"/>
+            <w:r>
+              <w:t> </w:t>
+            </w:r>
+            <w:hyperlink r:id="rId5" w:tooltip="https://www.ovh.com/fr/mail/" w:history="1">
               <w:r>
                 <w:rPr>
                   <w:rStyle w:val="Hyperlink"/>
-                  <w:b/>
-                  <w:bCs/>
                 </w:rPr>
-                <w:t>émargement</w:t>
+                <w:t>https://www.ovh.com/fr/mail/</w:t>
               </w:r>
-              <w:proofErr w:type="spellEnd"/>
-              <w:r>
-                <w:rPr>
-                  <w:rStyle w:val="Hyperlink"/>
-                  <w:b/>
-                  <w:bCs/>
-                </w:rPr>
-                <w:t xml:space="preserve"> et </w:t>
-              </w:r>
-              <w:proofErr w:type="spellStart"/>
-              <w:r>
-                <w:rPr>
-                  <w:rStyle w:val="Hyperlink"/>
-                  <w:b/>
-                  <w:bCs/>
-                </w:rPr>
-                <w:t>évaluation</w:t>
-              </w:r>
-              <w:proofErr w:type="spellEnd"/>
             </w:hyperlink>
           </w:p>
           <w:p>
             <w:r>
-              <w:t xml:space="preserve">Mot de </w:t>
-            </w:r>
-            <w:proofErr w:type="gramStart"/>
-            <w:r>
-              <w:t>passe :</w:t>
-            </w:r>
-            <w:proofErr w:type="gramEnd"/>
-            <w:r>
               <w:t> </w:t>
             </w:r>
-            <w:r>
-              <w:rPr>
-                <w:b/>
-                <w:bCs/>
-              </w:rPr>
-              <w:t>yZcR5vmf8</w:t>
-            </w:r>
           </w:p>
+          <w:p>
+            <w:r>
+              <w:t xml:space="preserve">Nous </w:t>
+            </w:r>
+            <w:proofErr w:type="spellStart"/>
+            <w:r>
+              <w:t>vous</w:t>
+            </w:r>
+            <w:proofErr w:type="spellEnd"/>
+            <w:r>
+              <w:t xml:space="preserve"> </w:t>
+            </w:r>
+            <w:proofErr w:type="spellStart"/>
+            <w:r>
+              <w:t>remercions</w:t>
+            </w:r>
+            <w:proofErr w:type="spellEnd"/>
+            <w:r>
+              <w:t xml:space="preserve"> de bien </w:t>
+            </w:r>
+            <w:proofErr w:type="spellStart"/>
+            <w:r>
+              <w:t>vouloir</w:t>
+            </w:r>
+            <w:proofErr w:type="spellEnd"/>
+            <w:r>
+              <w:t xml:space="preserve"> </w:t>
+            </w:r>
+            <w:proofErr w:type="spellStart"/>
+            <w:r>
+              <w:t>supprimer</w:t>
+            </w:r>
+            <w:proofErr w:type="spellEnd"/>
+            <w:r>
+              <w:t xml:space="preserve"> les données </w:t>
+            </w:r>
+            <w:proofErr w:type="spellStart"/>
+            <w:r>
+              <w:t>générées</w:t>
+            </w:r>
+            <w:proofErr w:type="spellEnd"/>
+            <w:r>
+              <w:t xml:space="preserve"> à </w:t>
+            </w:r>
+            <w:proofErr w:type="spellStart"/>
+            <w:r>
+              <w:t>l’issue</w:t>
+            </w:r>
+            <w:proofErr w:type="spellEnd"/>
+            <w:r>
+              <w:t xml:space="preserve"> de la formation.</w:t>
+            </w:r>
+          </w:p>
+          <w:p>
+            <w:r>
+              <w:t> </w:t>
+            </w:r>
+          </w:p>
+          <w:tbl>
+            <w:tblPr>
+              <w:tblW w:w="9072" w:type="dxa"/>
+              <w:tblCellMar>
+                <w:left w:w="0" w:type="dxa"/>
+                <w:right w:w="0" w:type="dxa"/>
+              </w:tblCellMar>
+              <w:tblLook w:val="04A0" w:firstRow="1" w:lastRow="0" w:firstColumn="1" w:lastColumn="0" w:noHBand="0" w:noVBand="1"/>
+            </w:tblPr>
+            <w:tblGrid>
+              <w:gridCol w:w="2747"/>
+              <w:gridCol w:w="2898"/>
+              <w:gridCol w:w="3427"/>
+            </w:tblGrid>
+            <w:tr>
+              <w:trPr>
+                <w:trHeight w:val="465"/>
+              </w:trPr>
+              <w:tc>
+                <w:tcPr>
+                  <w:tcW w:w="2747" w:type="dxa"/>
+                  <w:tcBorders>
+                    <w:top w:val="single" w:sz="8" w:space="0" w:color="auto"/>
+                    <w:left w:val="single" w:sz="8" w:space="0" w:color="auto"/>
+                    <w:bottom w:val="single" w:sz="8" w:space="0" w:color="auto"/>
+                    <w:right w:val="nil"/>
+                  </w:tcBorders>
+                  <w:shd w:val="clear" w:color="auto" w:fill="5B9BD5"/>
+                  <w:tcMar>
+                    <w:top w:w="0" w:type="dxa"/>
+                    <w:left w:w="108" w:type="dxa"/>
+                    <w:bottom w:w="0" w:type="dxa"/>
+                    <w:right w:w="108" w:type="dxa"/>
+                  </w:tcMar>
+                  <w:hideMark/>
+                </w:tcPr>
+                <w:p>
+                  <w:r>
+                    <w:rPr>
+                      <w:b/>
+                      <w:bCs/>
+                    </w:rPr>
+                    <w:t>Stagiaire</w:t>
+                  </w:r>
+                </w:p>
+              </w:tc>
+              <w:tc>
+                <w:tcPr>
+                  <w:tcW w:w="2898" w:type="dxa"/>
+                  <w:tcBorders>
+                    <w:top w:val="single" w:sz="8" w:space="0" w:color="auto"/>
+                    <w:left w:val="nil"/>
+                    <w:bottom w:val="single" w:sz="8" w:space="0" w:color="auto"/>
+                    <w:right w:val="nil"/>
+                  </w:tcBorders>
+                  <w:shd w:val="clear" w:color="auto" w:fill="5B9BD5"/>
+                  <w:tcMar>
+                    <w:top w:w="0" w:type="dxa"/>
+                    <w:left w:w="108" w:type="dxa"/>
+                    <w:bottom w:w="0" w:type="dxa"/>
+                    <w:right w:w="108" w:type="dxa"/>
+                  </w:tcMar>
+                  <w:hideMark/>
+                </w:tcPr>
+                <w:p>
+                  <w:r>
+                    <w:rPr>
+                      <w:b/>
+                      <w:bCs/>
+                    </w:rPr>
+                    <w:t>Compte</w:t>
+                  </w:r>
+                </w:p>
+              </w:tc>
+              <w:tc>
+                <w:tcPr>
+                  <w:tcW w:w="3427" w:type="dxa"/>
+                  <w:tcBorders>
+                    <w:top w:val="single" w:sz="8" w:space="0" w:color="auto"/>
+                    <w:left w:val="nil"/>
+                    <w:bottom w:val="single" w:sz="8" w:space="0" w:color="auto"/>
+                    <w:right w:val="single" w:sz="8" w:space="0" w:color="auto"/>
+                  </w:tcBorders>
+                  <w:shd w:val="clear" w:color="auto" w:fill="5B9BD5"/>
+                  <w:tcMar>
+                    <w:top w:w="0" w:type="dxa"/>
+                    <w:left w:w="108" w:type="dxa"/>
+                    <w:bottom w:w="0" w:type="dxa"/>
+                    <w:right w:w="108" w:type="dxa"/>
+                  </w:tcMar>
+                  <w:hideMark/>
+                </w:tcPr>
+                <w:p>
+                  <w:r>
+                    <w:rPr>
+                      <w:b/>
+                      <w:bCs/>
+                    </w:rPr>
+                    <w:t>Mot de passe</w:t>
+                  </w:r>
+                </w:p>
+              </w:tc>
+            </w:tr>
+            <w:tr>
+              <w:trPr>
+                <w:trHeight w:val="465"/>
+              </w:trPr>
+              <w:tc>
+                <w:tcPr>
+                  <w:tcW w:w="2747" w:type="dxa"/>
+                  <w:tcBorders>
+                    <w:top w:val="nil"/>
+                    <w:left w:val="single" w:sz="8" w:space="0" w:color="auto"/>
+                    <w:bottom w:val="single" w:sz="8" w:space="0" w:color="auto"/>
+                    <w:right w:val="single" w:sz="8" w:space="0" w:color="auto"/>
+                  </w:tcBorders>
+                  <w:tcMar>
+                    <w:top w:w="0" w:type="dxa"/>
+                    <w:left w:w="108" w:type="dxa"/>
+                    <w:bottom w:w="0" w:type="dxa"/>
+                    <w:right w:w="108" w:type="dxa"/>
+                  </w:tcMar>
+                  <w:hideMark/>
+                </w:tcPr>
+                <w:p>
+                  <w:r>
+                    <w:rPr>
+                      <w:b/>
+                      <w:bCs/>
+                    </w:rPr>
+                    <w:t>DALI SAMI</w:t>
+                  </w:r>
+                </w:p>
+              </w:tc>
+              <w:tc>
+                <w:tcPr>
+                  <w:tcW w:w="2898" w:type="dxa"/>
+                  <w:tcBorders>
+                    <w:top w:val="nil"/>
+                    <w:left w:val="nil"/>
+                    <w:bottom w:val="single" w:sz="8" w:space="0" w:color="auto"/>
+                    <w:right w:val="single" w:sz="8" w:space="0" w:color="auto"/>
+                  </w:tcBorders>
+                  <w:tcMar>
+                    <w:top w:w="0" w:type="dxa"/>
+                    <w:left w:w="108" w:type="dxa"/>
+                    <w:bottom w:w="0" w:type="dxa"/>
+                    <w:right w:w="108" w:type="dxa"/>
+                  </w:tcMar>
+                  <w:hideMark/>
+                </w:tcPr>
+                <w:p>
+                  <w:hyperlink r:id="rId6" w:tooltip="mailto:databricks-stag1@orsysformation.fr" w:history="1">
+                    <w:r>
+                      <w:rPr>
+                        <w:rStyle w:val="Hyperlink"/>
+                      </w:rPr>
+                      <w:t>databricks-stag1@orsysformation.fr</w:t>
+                    </w:r>
+                  </w:hyperlink>
+                </w:p>
+              </w:tc>
+              <w:tc>
+                <w:tcPr>
+                  <w:tcW w:w="3427" w:type="dxa"/>
+                  <w:tcBorders>
+                    <w:top w:val="nil"/>
+                    <w:left w:val="nil"/>
+                    <w:bottom w:val="single" w:sz="8" w:space="0" w:color="auto"/>
+                    <w:right w:val="single" w:sz="8" w:space="0" w:color="auto"/>
+                  </w:tcBorders>
+                  <w:tcMar>
+                    <w:top w:w="0" w:type="dxa"/>
+                    <w:left w:w="108" w:type="dxa"/>
+                    <w:bottom w:w="0" w:type="dxa"/>
+                    <w:right w:w="108" w:type="dxa"/>
+                  </w:tcMar>
+                  <w:hideMark/>
+                </w:tcPr>
+                <w:p>
+                  <w:r>
+                    <w:t>*KZ"UC\</w:t>
+                  </w:r>
+                  <w:proofErr w:type="spellStart"/>
+                  <w:r>
+                    <w:t>QthRP</w:t>
+                  </w:r>
+                  <w:proofErr w:type="spellEnd"/>
+                </w:p>
+              </w:tc>
+            </w:tr>
+            <w:tr>
+              <w:trPr>
+                <w:trHeight w:val="473"/>
+              </w:trPr>
+              <w:tc>
+                <w:tcPr>
+                  <w:tcW w:w="2747" w:type="dxa"/>
+                  <w:tcBorders>
+                    <w:top w:val="nil"/>
+                    <w:left w:val="single" w:sz="8" w:space="0" w:color="auto"/>
+                    <w:bottom w:val="single" w:sz="8" w:space="0" w:color="auto"/>
+                    <w:right w:val="single" w:sz="8" w:space="0" w:color="auto"/>
+                  </w:tcBorders>
+                  <w:shd w:val="clear" w:color="auto" w:fill="DEEAF6"/>
+                  <w:tcMar>
+                    <w:top w:w="0" w:type="dxa"/>
+                    <w:left w:w="108" w:type="dxa"/>
+                    <w:bottom w:w="0" w:type="dxa"/>
+                    <w:right w:w="108" w:type="dxa"/>
+                  </w:tcMar>
+                  <w:hideMark/>
+                </w:tcPr>
+                <w:p>
+                  <w:r>
+                    <w:rPr>
+                      <w:b/>
+                      <w:bCs/>
+                    </w:rPr>
+                    <w:t>DJENGUE ABRAHAM</w:t>
+                  </w:r>
+                </w:p>
+              </w:tc>
+              <w:tc>
+                <w:tcPr>
+                  <w:tcW w:w="2898" w:type="dxa"/>
+                  <w:tcBorders>
+                    <w:top w:val="nil"/>
+                    <w:left w:val="nil"/>
+                    <w:bottom w:val="single" w:sz="8" w:space="0" w:color="auto"/>
+                    <w:right w:val="single" w:sz="8" w:space="0" w:color="auto"/>
+                  </w:tcBorders>
+                  <w:shd w:val="clear" w:color="auto" w:fill="DEEAF6"/>
+                  <w:tcMar>
+                    <w:top w:w="0" w:type="dxa"/>
+                    <w:left w:w="108" w:type="dxa"/>
+                    <w:bottom w:w="0" w:type="dxa"/>
+                    <w:right w:w="108" w:type="dxa"/>
+                  </w:tcMar>
+                  <w:hideMark/>
+                </w:tcPr>
+                <w:p>
+                  <w:hyperlink r:id="rId7" w:tooltip="mailto:databricks-stag2@orsysformation.fr" w:history="1">
+                    <w:r>
+                      <w:rPr>
+                        <w:rStyle w:val="Hyperlink"/>
+                      </w:rPr>
+                      <w:t>databricks-stag2@orsysformation.fr</w:t>
+                    </w:r>
+                  </w:hyperlink>
+                </w:p>
+              </w:tc>
+              <w:tc>
+                <w:tcPr>
+                  <w:tcW w:w="3427" w:type="dxa"/>
+                  <w:tcBorders>
+                    <w:top w:val="nil"/>
+                    <w:left w:val="nil"/>
+                    <w:bottom w:val="single" w:sz="8" w:space="0" w:color="auto"/>
+                    <w:right w:val="single" w:sz="8" w:space="0" w:color="auto"/>
+                  </w:tcBorders>
+                  <w:shd w:val="clear" w:color="auto" w:fill="DEEAF6"/>
+                  <w:tcMar>
+                    <w:top w:w="0" w:type="dxa"/>
+                    <w:left w:w="108" w:type="dxa"/>
+                    <w:bottom w:w="0" w:type="dxa"/>
+                    <w:right w:w="108" w:type="dxa"/>
+                  </w:tcMar>
+                  <w:hideMark/>
+                </w:tcPr>
+                <w:p>
+                  <w:r>
+                    <w:t>EXzPQv%F4</w:t>
+                  </w:r>
+                  <w:proofErr w:type="gramStart"/>
+                  <w:r>
+                    <w:t>N;x</w:t>
+                  </w:r>
+                  <w:proofErr w:type="gramEnd"/>
+                </w:p>
+              </w:tc>
+            </w:tr>
+            <w:tr>
+              <w:trPr>
+                <w:trHeight w:val="465"/>
+              </w:trPr>
+              <w:tc>
+                <w:tcPr>
+                  <w:tcW w:w="2747" w:type="dxa"/>
+                  <w:tcBorders>
+                    <w:top w:val="nil"/>
+                    <w:left w:val="single" w:sz="8" w:space="0" w:color="auto"/>
+                    <w:bottom w:val="single" w:sz="8" w:space="0" w:color="auto"/>
+                    <w:right w:val="single" w:sz="8" w:space="0" w:color="auto"/>
+                  </w:tcBorders>
+                  <w:tcMar>
+                    <w:top w:w="0" w:type="dxa"/>
+                    <w:left w:w="108" w:type="dxa"/>
+                    <w:bottom w:w="0" w:type="dxa"/>
+                    <w:right w:w="108" w:type="dxa"/>
+                  </w:tcMar>
+                  <w:hideMark/>
+                </w:tcPr>
+                <w:p>
+                  <w:r>
+                    <w:rPr>
+                      <w:b/>
+                      <w:bCs/>
+                    </w:rPr>
+                    <w:t>ELARBI MANEL</w:t>
+                  </w:r>
+                </w:p>
+              </w:tc>
+              <w:tc>
+                <w:tcPr>
+                  <w:tcW w:w="2898" w:type="dxa"/>
+                  <w:tcBorders>
+                    <w:top w:val="nil"/>
+                    <w:left w:val="nil"/>
+                    <w:bottom w:val="single" w:sz="8" w:space="0" w:color="auto"/>
+                    <w:right w:val="single" w:sz="8" w:space="0" w:color="auto"/>
+                  </w:tcBorders>
+                  <w:tcMar>
+                    <w:top w:w="0" w:type="dxa"/>
+                    <w:left w:w="108" w:type="dxa"/>
+                    <w:bottom w:w="0" w:type="dxa"/>
+                    <w:right w:w="108" w:type="dxa"/>
+                  </w:tcMar>
+                  <w:hideMark/>
+                </w:tcPr>
+                <w:p>
+                  <w:hyperlink r:id="rId8" w:tooltip="mailto:databricks-stag3@orsysformation.fr" w:history="1">
+                    <w:r>
+                      <w:rPr>
+                        <w:rStyle w:val="Hyperlink"/>
+                      </w:rPr>
+                      <w:t>databricks-stag3@orsysformation.fr</w:t>
+                    </w:r>
+                  </w:hyperlink>
+                </w:p>
+              </w:tc>
+              <w:tc>
+                <w:tcPr>
+                  <w:tcW w:w="3427" w:type="dxa"/>
+                  <w:tcBorders>
+                    <w:top w:val="nil"/>
+                    <w:left w:val="nil"/>
+                    <w:bottom w:val="single" w:sz="8" w:space="0" w:color="auto"/>
+                    <w:right w:val="single" w:sz="8" w:space="0" w:color="auto"/>
+                  </w:tcBorders>
+                  <w:tcMar>
+                    <w:top w:w="0" w:type="dxa"/>
+                    <w:left w:w="108" w:type="dxa"/>
+                    <w:bottom w:w="0" w:type="dxa"/>
+                    <w:right w:w="108" w:type="dxa"/>
+                  </w:tcMar>
+                  <w:hideMark/>
+                </w:tcPr>
+                <w:p>
+                  <w:proofErr w:type="spellStart"/>
+                  <w:proofErr w:type="gramStart"/>
+                  <w:r>
+                    <w:t>pVersiH:WfQc</w:t>
+                  </w:r>
+                  <w:proofErr w:type="spellEnd"/>
+                  <w:proofErr w:type="gramEnd"/>
+                </w:p>
+              </w:tc>
+            </w:tr>
+            <w:tr>
+              <w:trPr>
+                <w:trHeight w:val="465"/>
+              </w:trPr>
+              <w:tc>
+                <w:tcPr>
+                  <w:tcW w:w="2747" w:type="dxa"/>
+                  <w:tcBorders>
+                    <w:top w:val="nil"/>
+                    <w:left w:val="single" w:sz="8" w:space="0" w:color="auto"/>
+                    <w:bottom w:val="single" w:sz="8" w:space="0" w:color="auto"/>
+                    <w:right w:val="single" w:sz="8" w:space="0" w:color="auto"/>
+                  </w:tcBorders>
+                  <w:shd w:val="clear" w:color="auto" w:fill="DEEAF6"/>
+                  <w:tcMar>
+                    <w:top w:w="0" w:type="dxa"/>
+                    <w:left w:w="108" w:type="dxa"/>
+                    <w:bottom w:w="0" w:type="dxa"/>
+                    <w:right w:w="108" w:type="dxa"/>
+                  </w:tcMar>
+                  <w:hideMark/>
+                </w:tcPr>
+                <w:p>
+                  <w:r>
+                    <w:rPr>
+                      <w:b/>
+                      <w:bCs/>
+                    </w:rPr>
+                    <w:t>GRAND BENOIT</w:t>
+                  </w:r>
+                </w:p>
+              </w:tc>
+              <w:tc>
+                <w:tcPr>
+                  <w:tcW w:w="2898" w:type="dxa"/>
+                  <w:tcBorders>
+                    <w:top w:val="nil"/>
+                    <w:left w:val="nil"/>
+                    <w:bottom w:val="single" w:sz="8" w:space="0" w:color="auto"/>
+                    <w:right w:val="single" w:sz="8" w:space="0" w:color="auto"/>
+                  </w:tcBorders>
+                  <w:shd w:val="clear" w:color="auto" w:fill="DEEAF6"/>
+                  <w:tcMar>
+                    <w:top w:w="0" w:type="dxa"/>
+                    <w:left w:w="108" w:type="dxa"/>
+                    <w:bottom w:w="0" w:type="dxa"/>
+                    <w:right w:w="108" w:type="dxa"/>
+                  </w:tcMar>
+                  <w:hideMark/>
+                </w:tcPr>
+                <w:p>
+                  <w:hyperlink r:id="rId9" w:tooltip="mailto:databricks-stag4@orsysformation.fr" w:history="1">
+                    <w:r>
+                      <w:rPr>
+                        <w:rStyle w:val="Hyperlink"/>
+                      </w:rPr>
+                      <w:t>databricks-stag4@orsysformation.fr</w:t>
+                    </w:r>
+                  </w:hyperlink>
+                </w:p>
+              </w:tc>
+              <w:tc>
+                <w:tcPr>
+                  <w:tcW w:w="3427" w:type="dxa"/>
+                  <w:tcBorders>
+                    <w:top w:val="nil"/>
+                    <w:left w:val="nil"/>
+                    <w:bottom w:val="single" w:sz="8" w:space="0" w:color="auto"/>
+                    <w:right w:val="single" w:sz="8" w:space="0" w:color="auto"/>
+                  </w:tcBorders>
+                  <w:shd w:val="clear" w:color="auto" w:fill="DEEAF6"/>
+                  <w:tcMar>
+                    <w:top w:w="0" w:type="dxa"/>
+                    <w:left w:w="108" w:type="dxa"/>
+                    <w:bottom w:w="0" w:type="dxa"/>
+                    <w:right w:w="108" w:type="dxa"/>
+                  </w:tcMar>
+                  <w:hideMark/>
+                </w:tcPr>
+                <w:p>
+                  <w:proofErr w:type="spellStart"/>
+                  <w:r>
+                    <w:t>VD&amp;qRfv</w:t>
+                  </w:r>
+                  <w:proofErr w:type="spellEnd"/>
+                  <w:r>
+                    <w:t>\%T4X</w:t>
+                  </w:r>
+                </w:p>
+              </w:tc>
+            </w:tr>
+            <w:tr>
+              <w:trPr>
+                <w:trHeight w:val="473"/>
+              </w:trPr>
+              <w:tc>
+                <w:tcPr>
+                  <w:tcW w:w="2747" w:type="dxa"/>
+                  <w:tcBorders>
+                    <w:top w:val="nil"/>
+                    <w:left w:val="single" w:sz="8" w:space="0" w:color="auto"/>
+                    <w:bottom w:val="single" w:sz="8" w:space="0" w:color="auto"/>
+                    <w:right w:val="single" w:sz="8" w:space="0" w:color="auto"/>
+                  </w:tcBorders>
+                  <w:tcMar>
+                    <w:top w:w="0" w:type="dxa"/>
+                    <w:left w:w="108" w:type="dxa"/>
+                    <w:bottom w:w="0" w:type="dxa"/>
+                    <w:right w:w="108" w:type="dxa"/>
+                  </w:tcMar>
+                  <w:hideMark/>
+                </w:tcPr>
+                <w:p>
+                  <w:r>
+                    <w:rPr>
+                      <w:b/>
+                      <w:bCs/>
+                    </w:rPr>
+                    <w:t>LOPEZ NICOLAS</w:t>
+                  </w:r>
+                </w:p>
+              </w:tc>
+              <w:tc>
+                <w:tcPr>
+                  <w:tcW w:w="2898" w:type="dxa"/>
+                  <w:tcBorders>
+                    <w:top w:val="nil"/>
+                    <w:left w:val="nil"/>
+                    <w:bottom w:val="single" w:sz="8" w:space="0" w:color="auto"/>
+                    <w:right w:val="single" w:sz="8" w:space="0" w:color="auto"/>
+                  </w:tcBorders>
+                  <w:tcMar>
+                    <w:top w:w="0" w:type="dxa"/>
+                    <w:left w:w="108" w:type="dxa"/>
+                    <w:bottom w:w="0" w:type="dxa"/>
+                    <w:right w:w="108" w:type="dxa"/>
+                  </w:tcMar>
+                  <w:hideMark/>
+                </w:tcPr>
+                <w:p>
+                  <w:hyperlink r:id="rId10" w:tooltip="mailto:databricks-stag5@orsysformation.fr" w:history="1">
+                    <w:r>
+                      <w:rPr>
+                        <w:rStyle w:val="Hyperlink"/>
+                      </w:rPr>
+                      <w:t>databricks-stag5@orsysformation.fr</w:t>
+                    </w:r>
+                  </w:hyperlink>
+                </w:p>
+              </w:tc>
+              <w:tc>
+                <w:tcPr>
+                  <w:tcW w:w="3427" w:type="dxa"/>
+                  <w:tcBorders>
+                    <w:top w:val="nil"/>
+                    <w:left w:val="nil"/>
+                    <w:bottom w:val="single" w:sz="8" w:space="0" w:color="auto"/>
+                    <w:right w:val="single" w:sz="8" w:space="0" w:color="auto"/>
+                  </w:tcBorders>
+                  <w:tcMar>
+                    <w:top w:w="0" w:type="dxa"/>
+                    <w:left w:w="108" w:type="dxa"/>
+                    <w:bottom w:w="0" w:type="dxa"/>
+                    <w:right w:w="108" w:type="dxa"/>
+                  </w:tcMar>
+                  <w:hideMark/>
+                </w:tcPr>
+                <w:p>
+                  <w:r>
+                    <w:t>/</w:t>
+                  </w:r>
+                  <w:proofErr w:type="spellStart"/>
+                  <w:proofErr w:type="gramStart"/>
+                  <w:r>
+                    <w:t>qD</w:t>
+                  </w:r>
+                  <w:proofErr w:type="spellEnd"/>
+                  <w:r>
+                    <w:t>\@</w:t>
+                  </w:r>
+                  <w:proofErr w:type="gramEnd"/>
+                  <w:r>
+                    <w:t>hmsu%x.</w:t>
+                  </w:r>
+                </w:p>
+              </w:tc>
+            </w:tr>
+            <w:tr>
+              <w:trPr>
+                <w:trHeight w:val="465"/>
+              </w:trPr>
+              <w:tc>
+                <w:tcPr>
+                  <w:tcW w:w="2747" w:type="dxa"/>
+                  <w:tcBorders>
+                    <w:top w:val="nil"/>
+                    <w:left w:val="single" w:sz="8" w:space="0" w:color="auto"/>
+                    <w:bottom w:val="single" w:sz="8" w:space="0" w:color="auto"/>
+                    <w:right w:val="single" w:sz="8" w:space="0" w:color="auto"/>
+                  </w:tcBorders>
+                  <w:shd w:val="clear" w:color="auto" w:fill="DEEAF6"/>
+                  <w:tcMar>
+                    <w:top w:w="0" w:type="dxa"/>
+                    <w:left w:w="108" w:type="dxa"/>
+                    <w:bottom w:w="0" w:type="dxa"/>
+                    <w:right w:w="108" w:type="dxa"/>
+                  </w:tcMar>
+                  <w:hideMark/>
+                </w:tcPr>
+                <w:p>
+                  <w:r>
+                    <w:rPr>
+                      <w:b/>
+                      <w:bCs/>
+                    </w:rPr>
+                    <w:lastRenderedPageBreak/>
+                    <w:t>MOUSSAOUI KARINA</w:t>
+                  </w:r>
+                </w:p>
+              </w:tc>
+              <w:tc>
+                <w:tcPr>
+                  <w:tcW w:w="2898" w:type="dxa"/>
+                  <w:tcBorders>
+                    <w:top w:val="nil"/>
+                    <w:left w:val="nil"/>
+                    <w:bottom w:val="single" w:sz="8" w:space="0" w:color="auto"/>
+                    <w:right w:val="single" w:sz="8" w:space="0" w:color="auto"/>
+                  </w:tcBorders>
+                  <w:shd w:val="clear" w:color="auto" w:fill="DEEAF6"/>
+                  <w:tcMar>
+                    <w:top w:w="0" w:type="dxa"/>
+                    <w:left w:w="108" w:type="dxa"/>
+                    <w:bottom w:w="0" w:type="dxa"/>
+                    <w:right w:w="108" w:type="dxa"/>
+                  </w:tcMar>
+                  <w:hideMark/>
+                </w:tcPr>
+                <w:p>
+                  <w:hyperlink r:id="rId11" w:tooltip="mailto:databricks-stag6@orsysformation.fr" w:history="1">
+                    <w:r>
+                      <w:rPr>
+                        <w:rStyle w:val="Hyperlink"/>
+                      </w:rPr>
+                      <w:t>databricks-stag6@orsysformation.fr</w:t>
+                    </w:r>
+                  </w:hyperlink>
+                </w:p>
+              </w:tc>
+              <w:tc>
+                <w:tcPr>
+                  <w:tcW w:w="3427" w:type="dxa"/>
+                  <w:tcBorders>
+                    <w:top w:val="nil"/>
+                    <w:left w:val="nil"/>
+                    <w:bottom w:val="single" w:sz="8" w:space="0" w:color="auto"/>
+                    <w:right w:val="single" w:sz="8" w:space="0" w:color="auto"/>
+                  </w:tcBorders>
+                  <w:shd w:val="clear" w:color="auto" w:fill="DEEAF6"/>
+                  <w:tcMar>
+                    <w:top w:w="0" w:type="dxa"/>
+                    <w:left w:w="108" w:type="dxa"/>
+                    <w:bottom w:w="0" w:type="dxa"/>
+                    <w:right w:w="108" w:type="dxa"/>
+                  </w:tcMar>
+                  <w:hideMark/>
+                </w:tcPr>
+                <w:p>
+                  <w:r>
+                    <w:t>H</w:t>
+                  </w:r>
+                  <w:proofErr w:type="gramStart"/>
+                  <w:r>
+                    <w:t>6:qQ</w:t>
+                  </w:r>
+                  <w:proofErr w:type="gramEnd"/>
+                  <w:r>
+                    <w:t>?n</w:t>
+                  </w:r>
+                  <w:proofErr w:type="gramStart"/>
+                  <w:r>
+                    <w:t>".R</w:t>
+                  </w:r>
+                  <w:proofErr w:type="gramEnd"/>
+                  <w:r>
+                    <w:t>~e</w:t>
+                  </w:r>
+                </w:p>
+              </w:tc>
+            </w:tr>
+            <w:tr>
+              <w:trPr>
+                <w:trHeight w:val="473"/>
+              </w:trPr>
+              <w:tc>
+                <w:tcPr>
+                  <w:tcW w:w="2747" w:type="dxa"/>
+                  <w:tcBorders>
+                    <w:top w:val="nil"/>
+                    <w:left w:val="single" w:sz="8" w:space="0" w:color="auto"/>
+                    <w:bottom w:val="single" w:sz="8" w:space="0" w:color="auto"/>
+                    <w:right w:val="single" w:sz="8" w:space="0" w:color="auto"/>
+                  </w:tcBorders>
+                  <w:tcMar>
+                    <w:top w:w="0" w:type="dxa"/>
+                    <w:left w:w="108" w:type="dxa"/>
+                    <w:bottom w:w="0" w:type="dxa"/>
+                    <w:right w:w="108" w:type="dxa"/>
+                  </w:tcMar>
+                  <w:hideMark/>
+                </w:tcPr>
+                <w:p>
+                  <w:r>
+                    <w:rPr>
+                      <w:b/>
+                      <w:bCs/>
+                    </w:rPr>
+                    <w:t>SAGUIN JEAN FRANCOIS</w:t>
+                  </w:r>
+                </w:p>
+              </w:tc>
+              <w:tc>
+                <w:tcPr>
+                  <w:tcW w:w="2898" w:type="dxa"/>
+                  <w:tcBorders>
+                    <w:top w:val="nil"/>
+                    <w:left w:val="nil"/>
+                    <w:bottom w:val="single" w:sz="8" w:space="0" w:color="auto"/>
+                    <w:right w:val="single" w:sz="8" w:space="0" w:color="auto"/>
+                  </w:tcBorders>
+                  <w:tcMar>
+                    <w:top w:w="0" w:type="dxa"/>
+                    <w:left w:w="108" w:type="dxa"/>
+                    <w:bottom w:w="0" w:type="dxa"/>
+                    <w:right w:w="108" w:type="dxa"/>
+                  </w:tcMar>
+                  <w:hideMark/>
+                </w:tcPr>
+                <w:p>
+                  <w:hyperlink r:id="rId12" w:tooltip="mailto:databricks-stag7@orsysformation.fr" w:history="1">
+                    <w:r>
+                      <w:rPr>
+                        <w:rStyle w:val="Hyperlink"/>
+                      </w:rPr>
+                      <w:t>databricks-stag7@orsysformation.fr</w:t>
+                    </w:r>
+                  </w:hyperlink>
+                </w:p>
+              </w:tc>
+              <w:tc>
+                <w:tcPr>
+                  <w:tcW w:w="3427" w:type="dxa"/>
+                  <w:tcBorders>
+                    <w:top w:val="nil"/>
+                    <w:left w:val="nil"/>
+                    <w:bottom w:val="single" w:sz="8" w:space="0" w:color="auto"/>
+                    <w:right w:val="single" w:sz="8" w:space="0" w:color="auto"/>
+                  </w:tcBorders>
+                  <w:tcMar>
+                    <w:top w:w="0" w:type="dxa"/>
+                    <w:left w:w="108" w:type="dxa"/>
+                    <w:bottom w:w="0" w:type="dxa"/>
+                    <w:right w:w="108" w:type="dxa"/>
+                  </w:tcMar>
+                  <w:hideMark/>
+                </w:tcPr>
+                <w:p>
+                  <w:r>
+                    <w:t>4Kh;92</w:t>
+                  </w:r>
+                  <w:proofErr w:type="gramStart"/>
+                  <w:r>
+                    <w:t>E!jz</w:t>
+                  </w:r>
+                  <w:proofErr w:type="gramEnd"/>
+                  <w:r>
+                    <w:t>.@</w:t>
+                  </w:r>
+                </w:p>
+              </w:tc>
+            </w:tr>
+            <w:tr>
+              <w:trPr>
+                <w:trHeight w:val="465"/>
+              </w:trPr>
+              <w:tc>
+                <w:tcPr>
+                  <w:tcW w:w="2747" w:type="dxa"/>
+                  <w:tcBorders>
+                    <w:top w:val="nil"/>
+                    <w:left w:val="single" w:sz="8" w:space="0" w:color="auto"/>
+                    <w:bottom w:val="single" w:sz="8" w:space="0" w:color="auto"/>
+                    <w:right w:val="single" w:sz="8" w:space="0" w:color="auto"/>
+                  </w:tcBorders>
+                  <w:shd w:val="clear" w:color="auto" w:fill="DEEAF6"/>
+                  <w:tcMar>
+                    <w:top w:w="0" w:type="dxa"/>
+                    <w:left w:w="108" w:type="dxa"/>
+                    <w:bottom w:w="0" w:type="dxa"/>
+                    <w:right w:w="108" w:type="dxa"/>
+                  </w:tcMar>
+                  <w:hideMark/>
+                </w:tcPr>
+                <w:p>
+                  <w:r>
+                    <w:rPr>
+                      <w:b/>
+                      <w:bCs/>
+                    </w:rPr>
+                    <w:t>SHEN YIWEI</w:t>
+                  </w:r>
+                </w:p>
+              </w:tc>
+              <w:tc>
+                <w:tcPr>
+                  <w:tcW w:w="2898" w:type="dxa"/>
+                  <w:tcBorders>
+                    <w:top w:val="nil"/>
+                    <w:left w:val="nil"/>
+                    <w:bottom w:val="single" w:sz="8" w:space="0" w:color="auto"/>
+                    <w:right w:val="single" w:sz="8" w:space="0" w:color="auto"/>
+                  </w:tcBorders>
+                  <w:shd w:val="clear" w:color="auto" w:fill="DEEAF6"/>
+                  <w:tcMar>
+                    <w:top w:w="0" w:type="dxa"/>
+                    <w:left w:w="108" w:type="dxa"/>
+                    <w:bottom w:w="0" w:type="dxa"/>
+                    <w:right w:w="108" w:type="dxa"/>
+                  </w:tcMar>
+                  <w:hideMark/>
+                </w:tcPr>
+                <w:p>
+                  <w:hyperlink r:id="rId13" w:tooltip="mailto:databricks-stag8@orsysformation.fr" w:history="1">
+                    <w:r>
+                      <w:rPr>
+                        <w:rStyle w:val="Hyperlink"/>
+                      </w:rPr>
+                      <w:t>databricks-stag8@orsysformation.fr</w:t>
+                    </w:r>
+                  </w:hyperlink>
+                </w:p>
+              </w:tc>
+              <w:tc>
+                <w:tcPr>
+                  <w:tcW w:w="3427" w:type="dxa"/>
+                  <w:tcBorders>
+                    <w:top w:val="nil"/>
+                    <w:left w:val="nil"/>
+                    <w:bottom w:val="single" w:sz="8" w:space="0" w:color="auto"/>
+                    <w:right w:val="single" w:sz="8" w:space="0" w:color="auto"/>
+                  </w:tcBorders>
+                  <w:shd w:val="clear" w:color="auto" w:fill="DEEAF6"/>
+                  <w:tcMar>
+                    <w:top w:w="0" w:type="dxa"/>
+                    <w:left w:w="108" w:type="dxa"/>
+                    <w:bottom w:w="0" w:type="dxa"/>
+                    <w:right w:w="108" w:type="dxa"/>
+                  </w:tcMar>
+                  <w:hideMark/>
+                </w:tcPr>
+                <w:p>
+                  <w:proofErr w:type="spellStart"/>
+                  <w:proofErr w:type="gramStart"/>
+                  <w:r>
+                    <w:t>hvZejCFa;zL</w:t>
+                  </w:r>
+                  <w:proofErr w:type="spellEnd"/>
+                  <w:proofErr w:type="gramEnd"/>
+                  <w:r>
+                    <w:t>~</w:t>
+                  </w:r>
+                </w:p>
+              </w:tc>
+            </w:tr>
+            <w:tr>
+              <w:trPr>
+                <w:trHeight w:val="465"/>
+              </w:trPr>
+              <w:tc>
+                <w:tcPr>
+                  <w:tcW w:w="2747" w:type="dxa"/>
+                  <w:tcBorders>
+                    <w:top w:val="nil"/>
+                    <w:left w:val="single" w:sz="8" w:space="0" w:color="auto"/>
+                    <w:bottom w:val="single" w:sz="8" w:space="0" w:color="auto"/>
+                    <w:right w:val="single" w:sz="8" w:space="0" w:color="auto"/>
+                  </w:tcBorders>
+                  <w:tcMar>
+                    <w:top w:w="0" w:type="dxa"/>
+                    <w:left w:w="108" w:type="dxa"/>
+                    <w:bottom w:w="0" w:type="dxa"/>
+                    <w:right w:w="108" w:type="dxa"/>
+                  </w:tcMar>
+                  <w:hideMark/>
+                </w:tcPr>
+                <w:p>
+                  <w:r>
+                    <w:rPr>
+                      <w:b/>
+                      <w:bCs/>
+                    </w:rPr>
+                    <w:t>TERZIKHAN MAXIME</w:t>
+                  </w:r>
+                </w:p>
+              </w:tc>
+              <w:tc>
+                <w:tcPr>
+                  <w:tcW w:w="2898" w:type="dxa"/>
+                  <w:tcBorders>
+                    <w:top w:val="nil"/>
+                    <w:left w:val="nil"/>
+                    <w:bottom w:val="single" w:sz="8" w:space="0" w:color="auto"/>
+                    <w:right w:val="single" w:sz="8" w:space="0" w:color="auto"/>
+                  </w:tcBorders>
+                  <w:tcMar>
+                    <w:top w:w="0" w:type="dxa"/>
+                    <w:left w:w="108" w:type="dxa"/>
+                    <w:bottom w:w="0" w:type="dxa"/>
+                    <w:right w:w="108" w:type="dxa"/>
+                  </w:tcMar>
+                  <w:hideMark/>
+                </w:tcPr>
+                <w:p>
+                  <w:hyperlink r:id="rId14" w:tooltip="mailto:databricks-stag9@orsysformation.fr" w:history="1">
+                    <w:r>
+                      <w:rPr>
+                        <w:rStyle w:val="Hyperlink"/>
+                      </w:rPr>
+                      <w:t>databricks-stag9@orsysformation.fr</w:t>
+                    </w:r>
+                  </w:hyperlink>
+                </w:p>
+              </w:tc>
+              <w:tc>
+                <w:tcPr>
+                  <w:tcW w:w="3427" w:type="dxa"/>
+                  <w:tcBorders>
+                    <w:top w:val="nil"/>
+                    <w:left w:val="nil"/>
+                    <w:bottom w:val="single" w:sz="8" w:space="0" w:color="auto"/>
+                    <w:right w:val="single" w:sz="8" w:space="0" w:color="auto"/>
+                  </w:tcBorders>
+                  <w:tcMar>
+                    <w:top w:w="0" w:type="dxa"/>
+                    <w:left w:w="108" w:type="dxa"/>
+                    <w:bottom w:w="0" w:type="dxa"/>
+                    <w:right w:w="108" w:type="dxa"/>
+                  </w:tcMar>
+                  <w:hideMark/>
+                </w:tcPr>
+                <w:p>
+                  <w:r>
+                    <w:t>9</w:t>
+                  </w:r>
+                  <w:proofErr w:type="gramStart"/>
+                  <w:r>
+                    <w:t>b!q</w:t>
+                  </w:r>
+                  <w:proofErr w:type="gramEnd"/>
+                  <w:r>
+                    <w:t>=@V3xzgi</w:t>
+                  </w:r>
+                </w:p>
+              </w:tc>
+            </w:tr>
+            <w:tr>
+              <w:trPr>
+                <w:trHeight w:val="465"/>
+              </w:trPr>
+              <w:tc>
+                <w:tcPr>
+                  <w:tcW w:w="2747" w:type="dxa"/>
+                  <w:tcBorders>
+                    <w:top w:val="nil"/>
+                    <w:left w:val="single" w:sz="8" w:space="0" w:color="auto"/>
+                    <w:bottom w:val="single" w:sz="8" w:space="0" w:color="auto"/>
+                    <w:right w:val="single" w:sz="8" w:space="0" w:color="auto"/>
+                  </w:tcBorders>
+                  <w:shd w:val="clear" w:color="auto" w:fill="DEEAF6"/>
+                  <w:tcMar>
+                    <w:top w:w="0" w:type="dxa"/>
+                    <w:left w:w="108" w:type="dxa"/>
+                    <w:bottom w:w="0" w:type="dxa"/>
+                    <w:right w:w="108" w:type="dxa"/>
+                  </w:tcMar>
+                  <w:hideMark/>
+                </w:tcPr>
+                <w:p>
+                  <w:r>
+                    <w:rPr>
+                      <w:b/>
+                      <w:bCs/>
+                    </w:rPr>
+                    <w:t>TIRNACOP MIHAELA</w:t>
+                  </w:r>
+                </w:p>
+              </w:tc>
+              <w:tc>
+                <w:tcPr>
+                  <w:tcW w:w="2898" w:type="dxa"/>
+                  <w:tcBorders>
+                    <w:top w:val="nil"/>
+                    <w:left w:val="nil"/>
+                    <w:bottom w:val="single" w:sz="8" w:space="0" w:color="auto"/>
+                    <w:right w:val="single" w:sz="8" w:space="0" w:color="auto"/>
+                  </w:tcBorders>
+                  <w:shd w:val="clear" w:color="auto" w:fill="DEEAF6"/>
+                  <w:tcMar>
+                    <w:top w:w="0" w:type="dxa"/>
+                    <w:left w:w="108" w:type="dxa"/>
+                    <w:bottom w:w="0" w:type="dxa"/>
+                    <w:right w:w="108" w:type="dxa"/>
+                  </w:tcMar>
+                  <w:hideMark/>
+                </w:tcPr>
+                <w:p>
+                  <w:hyperlink r:id="rId15" w:tooltip="mailto:databricks-stag10@orsysformation.fr" w:history="1">
+                    <w:r>
+                      <w:rPr>
+                        <w:rStyle w:val="Hyperlink"/>
+                      </w:rPr>
+                      <w:t>databricks-stag10@orsysformation.fr</w:t>
+                    </w:r>
+                  </w:hyperlink>
+                </w:p>
+              </w:tc>
+              <w:tc>
+                <w:tcPr>
+                  <w:tcW w:w="3427" w:type="dxa"/>
+                  <w:tcBorders>
+                    <w:top w:val="nil"/>
+                    <w:left w:val="nil"/>
+                    <w:bottom w:val="single" w:sz="8" w:space="0" w:color="auto"/>
+                    <w:right w:val="single" w:sz="8" w:space="0" w:color="auto"/>
+                  </w:tcBorders>
+                  <w:shd w:val="clear" w:color="auto" w:fill="DEEAF6"/>
+                  <w:tcMar>
+                    <w:top w:w="0" w:type="dxa"/>
+                    <w:left w:w="108" w:type="dxa"/>
+                    <w:bottom w:w="0" w:type="dxa"/>
+                    <w:right w:w="108" w:type="dxa"/>
+                  </w:tcMar>
+                  <w:hideMark/>
+                </w:tcPr>
+                <w:p>
+                  <w:r>
+                    <w:t>F</w:t>
+                  </w:r>
+                  <w:proofErr w:type="gramStart"/>
+                  <w:r>
+                    <w:t>8!j</w:t>
+                  </w:r>
+                  <w:proofErr w:type="gramEnd"/>
+                  <w:r>
+                    <w:t>'2NChD6*</w:t>
+                  </w:r>
+                </w:p>
+              </w:tc>
+            </w:tr>
+            <w:tr>
+              <w:trPr>
+                <w:trHeight w:val="473"/>
+              </w:trPr>
+              <w:tc>
+                <w:tcPr>
+                  <w:tcW w:w="2747" w:type="dxa"/>
+                  <w:tcBorders>
+                    <w:top w:val="nil"/>
+                    <w:left w:val="single" w:sz="8" w:space="0" w:color="auto"/>
+                    <w:bottom w:val="single" w:sz="8" w:space="0" w:color="auto"/>
+                    <w:right w:val="single" w:sz="8" w:space="0" w:color="auto"/>
+                  </w:tcBorders>
+                  <w:tcMar>
+                    <w:top w:w="0" w:type="dxa"/>
+                    <w:left w:w="108" w:type="dxa"/>
+                    <w:bottom w:w="0" w:type="dxa"/>
+                    <w:right w:w="108" w:type="dxa"/>
+                  </w:tcMar>
+                  <w:hideMark/>
+                </w:tcPr>
+                <w:p>
+                  <w:r>
+                    <w:rPr>
+                      <w:b/>
+                      <w:bCs/>
+                    </w:rPr>
+                    <w:t>YESIL AHMED</w:t>
+                  </w:r>
+                </w:p>
+              </w:tc>
+              <w:tc>
+                <w:tcPr>
+                  <w:tcW w:w="2898" w:type="dxa"/>
+                  <w:tcBorders>
+                    <w:top w:val="nil"/>
+                    <w:left w:val="nil"/>
+                    <w:bottom w:val="single" w:sz="8" w:space="0" w:color="auto"/>
+                    <w:right w:val="single" w:sz="8" w:space="0" w:color="auto"/>
+                  </w:tcBorders>
+                  <w:tcMar>
+                    <w:top w:w="0" w:type="dxa"/>
+                    <w:left w:w="108" w:type="dxa"/>
+                    <w:bottom w:w="0" w:type="dxa"/>
+                    <w:right w:w="108" w:type="dxa"/>
+                  </w:tcMar>
+                  <w:hideMark/>
+                </w:tcPr>
+                <w:p>
+                  <w:hyperlink r:id="rId16" w:tooltip="mailto:databricks-stag11@orsysformation.fr" w:history="1">
+                    <w:r>
+                      <w:rPr>
+                        <w:rStyle w:val="Hyperlink"/>
+                      </w:rPr>
+                      <w:t>databricks-stag11@orsysformation.fr</w:t>
+                    </w:r>
+                  </w:hyperlink>
+                </w:p>
+              </w:tc>
+              <w:tc>
+                <w:tcPr>
+                  <w:tcW w:w="3427" w:type="dxa"/>
+                  <w:tcBorders>
+                    <w:top w:val="nil"/>
+                    <w:left w:val="nil"/>
+                    <w:bottom w:val="single" w:sz="8" w:space="0" w:color="auto"/>
+                    <w:right w:val="single" w:sz="8" w:space="0" w:color="auto"/>
+                  </w:tcBorders>
+                  <w:tcMar>
+                    <w:top w:w="0" w:type="dxa"/>
+                    <w:left w:w="108" w:type="dxa"/>
+                    <w:bottom w:w="0" w:type="dxa"/>
+                    <w:right w:w="108" w:type="dxa"/>
+                  </w:tcMar>
+                  <w:hideMark/>
+                </w:tcPr>
+                <w:p>
+                  <w:r>
+                    <w:t>=d59gb."fcxo</w:t>
+                  </w:r>
+                </w:p>
+              </w:tc>
+            </w:tr>
+          </w:tbl>
+          <w:p>
+            <w:r>
+              <w:t> </w:t>
+            </w:r>
+          </w:p>
+          <w:p/>
         </w:tc>
       </w:tr>
     </w:tbl>
@@ -804,7 +1926,7 @@
     <w:link w:val="Heading1Char"/>
     <w:uiPriority w:val="9"/>
     <w:qFormat/>
-    <w:rsid w:val="000347D8"/>
+    <w:rsid w:val="00AF176F"/>
     <w:pPr>
       <w:keepNext/>
       <w:keepLines/>
@@ -827,7 +1949,7 @@
     <w:semiHidden/>
     <w:unhideWhenUsed/>
     <w:qFormat/>
-    <w:rsid w:val="000347D8"/>
+    <w:rsid w:val="00AF176F"/>
     <w:pPr>
       <w:keepNext/>
       <w:keepLines/>
@@ -850,7 +1972,7 @@
     <w:semiHidden/>
     <w:unhideWhenUsed/>
     <w:qFormat/>
-    <w:rsid w:val="000347D8"/>
+    <w:rsid w:val="00AF176F"/>
     <w:pPr>
       <w:keepNext/>
       <w:keepLines/>
@@ -873,7 +1995,7 @@
     <w:semiHidden/>
     <w:unhideWhenUsed/>
     <w:qFormat/>
-    <w:rsid w:val="000347D8"/>
+    <w:rsid w:val="00AF176F"/>
     <w:pPr>
       <w:keepNext/>
       <w:keepLines/>
@@ -896,7 +2018,7 @@
     <w:semiHidden/>
     <w:unhideWhenUsed/>
     <w:qFormat/>
-    <w:rsid w:val="000347D8"/>
+    <w:rsid w:val="00AF176F"/>
     <w:pPr>
       <w:keepNext/>
       <w:keepLines/>
@@ -917,7 +2039,7 @@
     <w:semiHidden/>
     <w:unhideWhenUsed/>
     <w:qFormat/>
-    <w:rsid w:val="000347D8"/>
+    <w:rsid w:val="00AF176F"/>
     <w:pPr>
       <w:keepNext/>
       <w:keepLines/>
@@ -940,7 +2062,7 @@
     <w:semiHidden/>
     <w:unhideWhenUsed/>
     <w:qFormat/>
-    <w:rsid w:val="000347D8"/>
+    <w:rsid w:val="00AF176F"/>
     <w:pPr>
       <w:keepNext/>
       <w:keepLines/>
@@ -961,7 +2083,7 @@
     <w:semiHidden/>
     <w:unhideWhenUsed/>
     <w:qFormat/>
-    <w:rsid w:val="000347D8"/>
+    <w:rsid w:val="00AF176F"/>
     <w:pPr>
       <w:keepNext/>
       <w:keepLines/>
@@ -984,7 +2106,7 @@
     <w:semiHidden/>
     <w:unhideWhenUsed/>
     <w:qFormat/>
-    <w:rsid w:val="000347D8"/>
+    <w:rsid w:val="00AF176F"/>
     <w:pPr>
       <w:keepNext/>
       <w:keepLines/>
@@ -1027,7 +2149,7 @@
     <w:basedOn w:val="DefaultParagraphFont"/>
     <w:link w:val="Heading1"/>
     <w:uiPriority w:val="9"/>
-    <w:rsid w:val="000347D8"/>
+    <w:rsid w:val="00AF176F"/>
     <w:rPr>
       <w:rFonts w:asciiTheme="majorHAnsi" w:eastAsiaTheme="majorEastAsia" w:hAnsiTheme="majorHAnsi" w:cstheme="majorBidi"/>
       <w:color w:val="0F4761" w:themeColor="accent1" w:themeShade="BF"/>
@@ -1041,7 +2163,7 @@
     <w:link w:val="Heading2"/>
     <w:uiPriority w:val="9"/>
     <w:semiHidden/>
-    <w:rsid w:val="000347D8"/>
+    <w:rsid w:val="00AF176F"/>
     <w:rPr>
       <w:rFonts w:asciiTheme="majorHAnsi" w:eastAsiaTheme="majorEastAsia" w:hAnsiTheme="majorHAnsi" w:cstheme="majorBidi"/>
       <w:color w:val="0F4761" w:themeColor="accent1" w:themeShade="BF"/>
@@ -1055,7 +2177,7 @@
     <w:link w:val="Heading3"/>
     <w:uiPriority w:val="9"/>
     <w:semiHidden/>
-    <w:rsid w:val="000347D8"/>
+    <w:rsid w:val="00AF176F"/>
     <w:rPr>
       <w:rFonts w:eastAsiaTheme="majorEastAsia" w:cstheme="majorBidi"/>
       <w:color w:val="0F4761" w:themeColor="accent1" w:themeShade="BF"/>
@@ -1069,7 +2191,7 @@
     <w:link w:val="Heading4"/>
     <w:uiPriority w:val="9"/>
     <w:semiHidden/>
-    <w:rsid w:val="000347D8"/>
+    <w:rsid w:val="00AF176F"/>
     <w:rPr>
       <w:rFonts w:eastAsiaTheme="majorEastAsia" w:cstheme="majorBidi"/>
       <w:i/>
@@ -1083,7 +2205,7 @@
     <w:link w:val="Heading5"/>
     <w:uiPriority w:val="9"/>
     <w:semiHidden/>
-    <w:rsid w:val="000347D8"/>
+    <w:rsid w:val="00AF176F"/>
     <w:rPr>
       <w:rFonts w:eastAsiaTheme="majorEastAsia" w:cstheme="majorBidi"/>
       <w:color w:val="0F4761" w:themeColor="accent1" w:themeShade="BF"/>
@@ -1095,7 +2217,7 @@
     <w:link w:val="Heading6"/>
     <w:uiPriority w:val="9"/>
     <w:semiHidden/>
-    <w:rsid w:val="000347D8"/>
+    <w:rsid w:val="00AF176F"/>
     <w:rPr>
       <w:rFonts w:eastAsiaTheme="majorEastAsia" w:cstheme="majorBidi"/>
       <w:i/>
@@ -1109,7 +2231,7 @@
     <w:link w:val="Heading7"/>
     <w:uiPriority w:val="9"/>
     <w:semiHidden/>
-    <w:rsid w:val="000347D8"/>
+    <w:rsid w:val="00AF176F"/>
     <w:rPr>
       <w:rFonts w:eastAsiaTheme="majorEastAsia" w:cstheme="majorBidi"/>
       <w:color w:val="595959" w:themeColor="text1" w:themeTint="A6"/>
@@ -1121,7 +2243,7 @@
     <w:link w:val="Heading8"/>
     <w:uiPriority w:val="9"/>
     <w:semiHidden/>
-    <w:rsid w:val="000347D8"/>
+    <w:rsid w:val="00AF176F"/>
     <w:rPr>
       <w:rFonts w:eastAsiaTheme="majorEastAsia" w:cstheme="majorBidi"/>
       <w:i/>
@@ -1135,7 +2257,7 @@
     <w:link w:val="Heading9"/>
     <w:uiPriority w:val="9"/>
     <w:semiHidden/>
-    <w:rsid w:val="000347D8"/>
+    <w:rsid w:val="00AF176F"/>
     <w:rPr>
       <w:rFonts w:eastAsiaTheme="majorEastAsia" w:cstheme="majorBidi"/>
       <w:color w:val="272727" w:themeColor="text1" w:themeTint="D8"/>
@@ -1148,7 +2270,7 @@
     <w:link w:val="TitleChar"/>
     <w:uiPriority w:val="10"/>
     <w:qFormat/>
-    <w:rsid w:val="000347D8"/>
+    <w:rsid w:val="00AF176F"/>
     <w:pPr>
       <w:spacing w:after="80" w:line="240" w:lineRule="auto"/>
       <w:contextualSpacing/>
@@ -1166,7 +2288,7 @@
     <w:basedOn w:val="DefaultParagraphFont"/>
     <w:link w:val="Title"/>
     <w:uiPriority w:val="10"/>
-    <w:rsid w:val="000347D8"/>
+    <w:rsid w:val="00AF176F"/>
     <w:rPr>
       <w:rFonts w:asciiTheme="majorHAnsi" w:eastAsiaTheme="majorEastAsia" w:hAnsiTheme="majorHAnsi" w:cstheme="majorBidi"/>
       <w:spacing w:val="-10"/>
@@ -1182,7 +2304,7 @@
     <w:link w:val="SubtitleChar"/>
     <w:uiPriority w:val="11"/>
     <w:qFormat/>
-    <w:rsid w:val="000347D8"/>
+    <w:rsid w:val="00AF176F"/>
     <w:pPr>
       <w:numPr>
         <w:ilvl w:val="1"/>
@@ -1201,7 +2323,7 @@
     <w:basedOn w:val="DefaultParagraphFont"/>
     <w:link w:val="Subtitle"/>
     <w:uiPriority w:val="11"/>
-    <w:rsid w:val="000347D8"/>
+    <w:rsid w:val="00AF176F"/>
     <w:rPr>
       <w:rFonts w:eastAsiaTheme="majorEastAsia" w:cstheme="majorBidi"/>
       <w:color w:val="595959" w:themeColor="text1" w:themeTint="A6"/>
@@ -1217,7 +2339,7 @@
     <w:link w:val="QuoteChar"/>
     <w:uiPriority w:val="29"/>
     <w:qFormat/>
-    <w:rsid w:val="000347D8"/>
+    <w:rsid w:val="00AF176F"/>
     <w:pPr>
       <w:spacing w:before="160"/>
       <w:jc w:val="center"/>
@@ -1233,7 +2355,7 @@
     <w:basedOn w:val="DefaultParagraphFont"/>
     <w:link w:val="Quote"/>
     <w:uiPriority w:val="29"/>
-    <w:rsid w:val="000347D8"/>
+    <w:rsid w:val="00AF176F"/>
     <w:rPr>
       <w:i/>
       <w:iCs/>
@@ -1245,7 +2367,7 @@
     <w:basedOn w:val="Normal"/>
     <w:uiPriority w:val="34"/>
     <w:qFormat/>
-    <w:rsid w:val="000347D8"/>
+    <w:rsid w:val="00AF176F"/>
     <w:pPr>
       <w:ind w:left="720"/>
       <w:contextualSpacing/>
@@ -1256,7 +2378,7 @@
     <w:basedOn w:val="DefaultParagraphFont"/>
     <w:uiPriority w:val="21"/>
     <w:qFormat/>
-    <w:rsid w:val="000347D8"/>
+    <w:rsid w:val="00AF176F"/>
     <w:rPr>
       <w:i/>
       <w:iCs/>
@@ -1270,7 +2392,7 @@
     <w:link w:val="IntenseQuoteChar"/>
     <w:uiPriority w:val="30"/>
     <w:qFormat/>
-    <w:rsid w:val="000347D8"/>
+    <w:rsid w:val="00AF176F"/>
     <w:pPr>
       <w:pBdr>
         <w:top w:val="single" w:sz="4" w:space="10" w:color="0F4761" w:themeColor="accent1" w:themeShade="BF"/>
@@ -1291,7 +2413,7 @@
     <w:basedOn w:val="DefaultParagraphFont"/>
     <w:link w:val="IntenseQuote"/>
     <w:uiPriority w:val="30"/>
-    <w:rsid w:val="000347D8"/>
+    <w:rsid w:val="00AF176F"/>
     <w:rPr>
       <w:i/>
       <w:iCs/>
@@ -1303,7 +2425,7 @@
     <w:basedOn w:val="DefaultParagraphFont"/>
     <w:uiPriority w:val="32"/>
     <w:qFormat/>
-    <w:rsid w:val="000347D8"/>
+    <w:rsid w:val="00AF176F"/>
     <w:rPr>
       <w:b/>
       <w:bCs/>
@@ -1317,7 +2439,7 @@
     <w:basedOn w:val="DefaultParagraphFont"/>
     <w:uiPriority w:val="99"/>
     <w:unhideWhenUsed/>
-    <w:rsid w:val="000347D8"/>
+    <w:rsid w:val="00AF176F"/>
     <w:rPr>
       <w:color w:val="467886" w:themeColor="hyperlink"/>
       <w:u w:val="single"/>
@@ -1329,7 +2451,7 @@
     <w:uiPriority w:val="99"/>
     <w:semiHidden/>
     <w:unhideWhenUsed/>
-    <w:rsid w:val="000347D8"/>
+    <w:rsid w:val="00AF176F"/>
     <w:rPr>
       <w:color w:val="605E5C"/>
       <w:shd w:val="clear" w:color="auto" w:fill="E1DFDD"/>
